--- a/docs/publication/releases/DS-012.docx
+++ b/docs/publication/releases/DS-012.docx
@@ -185,7 +185,7 @@
                 <w:color w:val="A7ABB3"/>
                 <w:sz w:val="24"/>
               </w:rPr>
-              <w:t>Version 0.2.3 — Draft</w:t>
+              <w:t>Version 0.4.1 — Draft</w:t>
             </w:r>
           </w:p>
           <w:p>
@@ -325,7 +325,7 @@
                 <w:color w:val="A7ABB3"/>
                 <w:sz w:val="18"/>
               </w:rPr>
-              <w:t>Source baseline commit: 34a65818d48f596122281075e18c6e5f36ec93b5</w:t>
+              <w:t>Source baseline commit: 8b5cf5bd0341d5d6f70c67302c8bce2069d0929a</w:t>
             </w:r>
           </w:p>
           <w:p>
@@ -341,7 +341,7 @@
                 <w:color w:val="A7ABB3"/>
                 <w:sz w:val="18"/>
               </w:rPr>
-              <w:t>Generation date: 2026-07-25T13:31:10-04:00</w:t>
+              <w:t>Generation date: 2026-07-25T16:51:31-04:00</w:t>
             </w:r>
           </w:p>
           <w:p>
@@ -511,7 +511,7 @@
                 <w:i w:val="0"/>
                 <w:sz w:val="19"/>
               </w:rPr>
-              <w:t>0.2.3</w:t>
+              <w:t>0.4.1</w:t>
             </w:r>
           </w:p>
         </w:tc>
@@ -850,6 +850,240 @@
                 <w:sz w:val="19"/>
               </w:rPr>
               <w:t>Summary</w:t>
+            </w:r>
+          </w:p>
+        </w:tc>
+      </w:tr>
+      <w:tr>
+        <w:tc>
+          <w:tcPr>
+            <w:tcW w:type="dxa" w:w="1008"/>
+          </w:tcPr>
+          <w:p>
+            <w:pPr>
+              <w:spacing w:after="80"/>
+            </w:pPr>
+            <w:r>
+              <w:rPr>
+                <w:rFonts w:ascii="Arial" w:hAnsi="Arial"/>
+                <w:b w:val="0"/>
+                <w:i w:val="0"/>
+                <w:sz w:val="19"/>
+              </w:rPr>
+              <w:t>0.4.1</w:t>
+            </w:r>
+          </w:p>
+        </w:tc>
+        <w:tc>
+          <w:tcPr>
+            <w:tcW w:type="dxa" w:w="1296"/>
+          </w:tcPr>
+          <w:p>
+            <w:pPr>
+              <w:spacing w:after="80"/>
+            </w:pPr>
+            <w:r>
+              <w:rPr>
+                <w:rFonts w:ascii="Arial" w:hAnsi="Arial"/>
+                <w:b w:val="0"/>
+                <w:i w:val="0"/>
+                <w:sz w:val="19"/>
+              </w:rPr>
+              <w:t>2026-07-25</w:t>
+            </w:r>
+          </w:p>
+        </w:tc>
+        <w:tc>
+          <w:tcPr>
+            <w:tcW w:type="dxa" w:w="2304"/>
+          </w:tcPr>
+          <w:p>
+            <w:pPr>
+              <w:spacing w:after="80"/>
+            </w:pPr>
+            <w:r>
+              <w:rPr>
+                <w:rFonts w:ascii="Arial" w:hAnsi="Arial"/>
+                <w:b w:val="0"/>
+                <w:i w:val="0"/>
+                <w:sz w:val="19"/>
+              </w:rPr>
+              <w:t>TheSinnerMan / Keeper</w:t>
+            </w:r>
+          </w:p>
+        </w:tc>
+        <w:tc>
+          <w:tcPr>
+            <w:tcW w:type="dxa" w:w="4464"/>
+          </w:tcPr>
+          <w:p>
+            <w:pPr>
+              <w:spacing w:after="80"/>
+            </w:pPr>
+            <w:r>
+              <w:rPr>
+                <w:rFonts w:ascii="Arial" w:hAnsi="Arial"/>
+                <w:b w:val="0"/>
+                <w:i w:val="0"/>
+                <w:sz w:val="19"/>
+              </w:rPr>
+              <w:t>Independent-audit blocker-repair (Blocker 1 semantic-extraction finding): three remaining current-state occurrences of stale "the four existing ADRs" wording (DS-ADR-004's Description, DS-ADR-008's Governing Source, §14 Verification Approach) corrected to "the seven existing ADRs" — these were missed by the 0.4.0 H2 repair, which fixed only §9's index and lead sentence. The 0.1.0 revision-history row's "four existing" reference is intentionally left unchanged: it accurately describes that version's original scope at the time it was authored (2026-07-24, when only ADR-001–004 existed), consistent with this document's own established practice of preserving historical revision-history entries rather than rewriting them to reflect the present.</w:t>
+            </w:r>
+          </w:p>
+        </w:tc>
+      </w:tr>
+      <w:tr>
+        <w:tc>
+          <w:tcPr>
+            <w:tcW w:type="dxa" w:w="1008"/>
+          </w:tcPr>
+          <w:p>
+            <w:pPr>
+              <w:spacing w:after="80"/>
+            </w:pPr>
+            <w:r>
+              <w:rPr>
+                <w:rFonts w:ascii="Arial" w:hAnsi="Arial"/>
+                <w:b w:val="0"/>
+                <w:i w:val="0"/>
+                <w:sz w:val="19"/>
+              </w:rPr>
+              <w:t>0.4.0</w:t>
+            </w:r>
+          </w:p>
+        </w:tc>
+        <w:tc>
+          <w:tcPr>
+            <w:tcW w:type="dxa" w:w="1296"/>
+          </w:tcPr>
+          <w:p>
+            <w:pPr>
+              <w:spacing w:after="80"/>
+            </w:pPr>
+            <w:r>
+              <w:rPr>
+                <w:rFonts w:ascii="Arial" w:hAnsi="Arial"/>
+                <w:b w:val="0"/>
+                <w:i w:val="0"/>
+                <w:sz w:val="19"/>
+              </w:rPr>
+              <w:t>2026-07-25</w:t>
+            </w:r>
+          </w:p>
+        </w:tc>
+        <w:tc>
+          <w:tcPr>
+            <w:tcW w:type="dxa" w:w="2304"/>
+          </w:tcPr>
+          <w:p>
+            <w:pPr>
+              <w:spacing w:after="80"/>
+            </w:pPr>
+            <w:r>
+              <w:rPr>
+                <w:rFonts w:ascii="Arial" w:hAnsi="Arial"/>
+                <w:b w:val="0"/>
+                <w:i w:val="0"/>
+                <w:sz w:val="19"/>
+              </w:rPr>
+              <w:t>TheSinnerMan / Keeper</w:t>
+            </w:r>
+          </w:p>
+        </w:tc>
+        <w:tc>
+          <w:tcPr>
+            <w:tcW w:type="dxa" w:w="4464"/>
+          </w:tcPr>
+          <w:p>
+            <w:pPr>
+              <w:spacing w:after="80"/>
+            </w:pPr>
+            <w:r>
+              <w:rPr>
+                <w:rFonts w:ascii="Arial" w:hAnsi="Arial"/>
+                <w:b w:val="0"/>
+                <w:i w:val="0"/>
+                <w:sz w:val="19"/>
+              </w:rPr>
+              <w:t>Independent-audit repair (H2): §9's Index of Existing ADRs now lists all seven Approved ADRs (added ADR-005, ADR-006, ADR-007 rows; "four" corrected to "seven" in the section's lead sentence); §12 Dependencies and §15 References updated to cite ADR-005–007 alongside ADR-001–004. Repaired a duplicate "## 12." section heading (the Founder Vision Completion ADR Set section, previously misnumbered "## 12." colliding with §12 Dependencies, is now correctly "## 16.", the next available number after §15 References/Appendix A). No ADR Decision, Status, or approval authority changed by this repair — index/reference accuracy and section numbering only.</w:t>
+            </w:r>
+          </w:p>
+        </w:tc>
+      </w:tr>
+      <w:tr>
+        <w:tc>
+          <w:tcPr>
+            <w:tcW w:type="dxa" w:w="1008"/>
+          </w:tcPr>
+          <w:p>
+            <w:pPr>
+              <w:spacing w:after="80"/>
+            </w:pPr>
+            <w:r>
+              <w:rPr>
+                <w:rFonts w:ascii="Arial" w:hAnsi="Arial"/>
+                <w:b w:val="0"/>
+                <w:i w:val="0"/>
+                <w:sz w:val="19"/>
+              </w:rPr>
+              <w:t>0.3.0</w:t>
+            </w:r>
+          </w:p>
+        </w:tc>
+        <w:tc>
+          <w:tcPr>
+            <w:tcW w:type="dxa" w:w="1296"/>
+          </w:tcPr>
+          <w:p>
+            <w:pPr>
+              <w:spacing w:after="80"/>
+            </w:pPr>
+            <w:r>
+              <w:rPr>
+                <w:rFonts w:ascii="Arial" w:hAnsi="Arial"/>
+                <w:b w:val="0"/>
+                <w:i w:val="0"/>
+                <w:sz w:val="19"/>
+              </w:rPr>
+              <w:t>2026-07-25</w:t>
+            </w:r>
+          </w:p>
+        </w:tc>
+        <w:tc>
+          <w:tcPr>
+            <w:tcW w:type="dxa" w:w="2304"/>
+          </w:tcPr>
+          <w:p>
+            <w:pPr>
+              <w:spacing w:after="80"/>
+            </w:pPr>
+            <w:r>
+              <w:rPr>
+                <w:rFonts w:ascii="Arial" w:hAnsi="Arial"/>
+                <w:b w:val="0"/>
+                <w:i w:val="0"/>
+                <w:sz w:val="19"/>
+              </w:rPr>
+              <w:t>TheSinnerMan / Keeper</w:t>
+            </w:r>
+          </w:p>
+        </w:tc>
+        <w:tc>
+          <w:tcPr>
+            <w:tcW w:type="dxa" w:w="4464"/>
+          </w:tcPr>
+          <w:p>
+            <w:pPr>
+              <w:spacing w:after="80"/>
+            </w:pPr>
+            <w:r>
+              <w:rPr>
+                <w:rFonts w:ascii="Arial" w:hAnsi="Arial"/>
+                <w:b w:val="0"/>
+                <w:i w:val="0"/>
+                <w:sz w:val="19"/>
+              </w:rPr>
+              <w:t>Founder Vision Completion amendment and cross-volume traceability, including Discord notification boundaries where applicable.</w:t>
             </w:r>
           </w:p>
         </w:tc>
@@ -2537,7 +2771,7 @@
           <w:i w:val="0"/>
           <w:sz w:val="21"/>
         </w:rPr>
-        <w:t>), Title, Version, Status, Owner, Classification, Repository, Created, and Last Updated — matching the fields the four existing ADRs already carry. An ADR's body includes at minimum a Decision statement and a Decision History table; Context, Consequences, Alternatives Considered, and Related Requirements are present in the template and are now populated in ADR-001 through ADR-004 (retrofitted in the consolidated Codex cleanup pass, each bumped to Version 1.1.0). Their populated content is additive context grounded in already-approved material — it does not alter, and did not need to alter, those already-Approved decisions (DS-ADR-001 — DS-012 does not weaken them).</w:t>
+        <w:t>), Title, Version, Status, Owner, Classification, Repository, Created, and Last Updated — matching the fields all seven existing ADRs already carry. An ADR's body includes at minimum a Decision statement and a Decision History table; Context, Consequences, Alternatives Considered, and Related Requirements are present in the template and are now populated in ADR-001 through ADR-004 (retrofitted in the consolidated Codex cleanup pass, each bumped to Version 1.1.0). Their populated content is additive context grounded in already-approved material — it does not alter, and did not need to alter, those already-Approved decisions (DS-ADR-001 — DS-012 does not weaken them).</w:t>
       </w:r>
     </w:p>
     <w:p>
@@ -3181,7 +3415,7 @@
           <w:i w:val="0"/>
           <w:sz w:val="21"/>
         </w:rPr>
-        <w:t xml:space="preserve"> DS-001 §11 (Constitution #12); the four existing ADRs' own topics as precedent</w:t>
+        <w:t xml:space="preserve"> DS-001 §11 (Constitution #12); the seven existing ADRs' own topics as precedent</w:t>
       </w:r>
     </w:p>
     <w:p>
@@ -4453,7 +4687,7 @@
           <w:i w:val="0"/>
           <w:sz w:val="21"/>
         </w:rPr>
-        <w:t xml:space="preserve">The following table indexes the four existing, Approved ADRs. This index summarizes; the </w:t>
+        <w:t xml:space="preserve">The following table indexes the seven existing, Approved ADRs. This index summarizes; the </w:t>
       </w:r>
       <w:r>
         <w:rPr>
@@ -5158,6 +5392,411 @@
           </w:p>
         </w:tc>
       </w:tr>
+      <w:tr>
+        <w:tc>
+          <w:tcPr>
+            <w:tcW w:type="dxa" w:w="1337"/>
+          </w:tcPr>
+          <w:p>
+            <w:pPr>
+              <w:spacing w:after="60"/>
+            </w:pPr>
+            <w:r>
+              <w:rPr>
+                <w:rFonts w:ascii="Arial" w:hAnsi="Arial"/>
+                <w:b w:val="0"/>
+                <w:i w:val="0"/>
+                <w:sz w:val="16"/>
+              </w:rPr>
+              <w:t>ADR-005</w:t>
+            </w:r>
+          </w:p>
+        </w:tc>
+        <w:tc>
+          <w:tcPr>
+            <w:tcW w:type="dxa" w:w="1337"/>
+          </w:tcPr>
+          <w:p>
+            <w:pPr>
+              <w:spacing w:after="60"/>
+            </w:pPr>
+            <w:r>
+              <w:rPr>
+                <w:rFonts w:ascii="Arial" w:hAnsi="Arial"/>
+                <w:b w:val="0"/>
+                <w:i w:val="0"/>
+                <w:sz w:val="16"/>
+              </w:rPr>
+              <w:t>Five Automation Modes and Policy-Based User Authority</w:t>
+            </w:r>
+          </w:p>
+        </w:tc>
+        <w:tc>
+          <w:tcPr>
+            <w:tcW w:type="dxa" w:w="1337"/>
+          </w:tcPr>
+          <w:p>
+            <w:pPr>
+              <w:spacing w:after="60"/>
+            </w:pPr>
+            <w:r>
+              <w:rPr>
+                <w:rFonts w:ascii="Arial" w:hAnsi="Arial"/>
+                <w:b w:val="0"/>
+                <w:i w:val="0"/>
+                <w:sz w:val="16"/>
+              </w:rPr>
+              <w:t>Approved</w:t>
+            </w:r>
+          </w:p>
+        </w:tc>
+        <w:tc>
+          <w:tcPr>
+            <w:tcW w:type="dxa" w:w="1337"/>
+          </w:tcPr>
+          <w:p>
+            <w:pPr>
+              <w:spacing w:after="60"/>
+            </w:pPr>
+            <w:r>
+              <w:rPr>
+                <w:rFonts w:ascii="Arial" w:hAnsi="Arial"/>
+                <w:b w:val="0"/>
+                <w:i w:val="0"/>
+                <w:sz w:val="16"/>
+              </w:rPr>
+              <w:t>1.0.0</w:t>
+            </w:r>
+          </w:p>
+        </w:tc>
+        <w:tc>
+          <w:tcPr>
+            <w:tcW w:type="dxa" w:w="1337"/>
+          </w:tcPr>
+          <w:p>
+            <w:pPr>
+              <w:spacing w:after="60"/>
+            </w:pPr>
+            <w:r>
+              <w:rPr>
+                <w:rFonts w:ascii="Arial" w:hAnsi="Arial"/>
+                <w:b w:val="0"/>
+                <w:i w:val="0"/>
+                <w:sz w:val="16"/>
+              </w:rPr>
+              <w:t>TheSinnerMan</w:t>
+            </w:r>
+          </w:p>
+        </w:tc>
+        <w:tc>
+          <w:tcPr>
+            <w:tcW w:type="dxa" w:w="1337"/>
+          </w:tcPr>
+          <w:p>
+            <w:pPr>
+              <w:spacing w:after="60"/>
+            </w:pPr>
+            <w:r>
+              <w:rPr>
+                <w:rFonts w:ascii="Arial" w:hAnsi="Arial"/>
+                <w:b w:val="0"/>
+                <w:i w:val="0"/>
+                <w:sz w:val="16"/>
+              </w:rPr>
+              <w:t>DarkSage uses five explicit automation states (Advisory Only, Confirmation Required, Full-Auto Paper, Restricted Full-Auto Live, Paused/Emergency Stopped); user authority may be expressed via per-action confirmation or prior activation of a bounded automation policy; Sage never directly executes orders.</w:t>
+            </w:r>
+          </w:p>
+        </w:tc>
+        <w:tc>
+          <w:tcPr>
+            <w:tcW w:type="dxa" w:w="1337"/>
+          </w:tcPr>
+          <w:p>
+            <w:pPr>
+              <w:spacing w:after="60"/>
+            </w:pPr>
+            <w:r>
+              <w:rPr>
+                <w:rFonts w:ascii="Arial" w:hAnsi="Arial"/>
+                <w:b w:val="0"/>
+                <w:i w:val="0"/>
+                <w:sz w:val="16"/>
+              </w:rPr>
+              <w:t>DS-001 §26.5; DS-PRD-007; DS-EXE-008; DS-RM-006</w:t>
+            </w:r>
+          </w:p>
+        </w:tc>
+      </w:tr>
+      <w:tr>
+        <w:tc>
+          <w:tcPr>
+            <w:tcW w:type="dxa" w:w="1337"/>
+          </w:tcPr>
+          <w:p>
+            <w:pPr>
+              <w:spacing w:after="60"/>
+            </w:pPr>
+            <w:r>
+              <w:rPr>
+                <w:rFonts w:ascii="Arial" w:hAnsi="Arial"/>
+                <w:b w:val="0"/>
+                <w:i w:val="0"/>
+                <w:sz w:val="16"/>
+              </w:rPr>
+              <w:t>ADR-006</w:t>
+            </w:r>
+          </w:p>
+        </w:tc>
+        <w:tc>
+          <w:tcPr>
+            <w:tcW w:type="dxa" w:w="1337"/>
+          </w:tcPr>
+          <w:p>
+            <w:pPr>
+              <w:spacing w:after="60"/>
+            </w:pPr>
+            <w:r>
+              <w:rPr>
+                <w:rFonts w:ascii="Arial" w:hAnsi="Arial"/>
+                <w:b w:val="0"/>
+                <w:i w:val="0"/>
+                <w:sz w:val="16"/>
+              </w:rPr>
+              <w:t>Bounded Sage Agency and Tool Orchestration</w:t>
+            </w:r>
+          </w:p>
+        </w:tc>
+        <w:tc>
+          <w:tcPr>
+            <w:tcW w:type="dxa" w:w="1337"/>
+          </w:tcPr>
+          <w:p>
+            <w:pPr>
+              <w:spacing w:after="60"/>
+            </w:pPr>
+            <w:r>
+              <w:rPr>
+                <w:rFonts w:ascii="Arial" w:hAnsi="Arial"/>
+                <w:b w:val="0"/>
+                <w:i w:val="0"/>
+                <w:sz w:val="16"/>
+              </w:rPr>
+              <w:t>Approved</w:t>
+            </w:r>
+          </w:p>
+        </w:tc>
+        <w:tc>
+          <w:tcPr>
+            <w:tcW w:type="dxa" w:w="1337"/>
+          </w:tcPr>
+          <w:p>
+            <w:pPr>
+              <w:spacing w:after="60"/>
+            </w:pPr>
+            <w:r>
+              <w:rPr>
+                <w:rFonts w:ascii="Arial" w:hAnsi="Arial"/>
+                <w:b w:val="0"/>
+                <w:i w:val="0"/>
+                <w:sz w:val="16"/>
+              </w:rPr>
+              <w:t>1.0.0</w:t>
+            </w:r>
+          </w:p>
+        </w:tc>
+        <w:tc>
+          <w:tcPr>
+            <w:tcW w:type="dxa" w:w="1337"/>
+          </w:tcPr>
+          <w:p>
+            <w:pPr>
+              <w:spacing w:after="60"/>
+            </w:pPr>
+            <w:r>
+              <w:rPr>
+                <w:rFonts w:ascii="Arial" w:hAnsi="Arial"/>
+                <w:b w:val="0"/>
+                <w:i w:val="0"/>
+                <w:sz w:val="16"/>
+              </w:rPr>
+              <w:t>TheSinnerMan</w:t>
+            </w:r>
+          </w:p>
+        </w:tc>
+        <w:tc>
+          <w:tcPr>
+            <w:tcW w:type="dxa" w:w="1337"/>
+          </w:tcPr>
+          <w:p>
+            <w:pPr>
+              <w:spacing w:after="60"/>
+            </w:pPr>
+            <w:r>
+              <w:rPr>
+                <w:rFonts w:ascii="Arial" w:hAnsi="Arial"/>
+                <w:b w:val="0"/>
+                <w:i w:val="0"/>
+                <w:sz w:val="16"/>
+              </w:rPr>
+              <w:t>Sage may perform visible, permission-scoped multi-step work through registered tools; Sage cannot grant itself tools, alter policy, write authoritative deterministic figures, bypass Guardian, or directly approve/execute broker actions.</w:t>
+            </w:r>
+          </w:p>
+        </w:tc>
+        <w:tc>
+          <w:tcPr>
+            <w:tcW w:type="dxa" w:w="1337"/>
+          </w:tcPr>
+          <w:p>
+            <w:pPr>
+              <w:spacing w:after="60"/>
+            </w:pPr>
+            <w:r>
+              <w:rPr>
+                <w:rFonts w:ascii="Arial" w:hAnsi="Arial"/>
+                <w:b w:val="0"/>
+                <w:i w:val="0"/>
+                <w:sz w:val="16"/>
+              </w:rPr>
+              <w:t>DS-001 §26.1; DS-AI-008/009; DS-SGE (DS-003 §6); DS-SCA-019</w:t>
+            </w:r>
+          </w:p>
+        </w:tc>
+      </w:tr>
+      <w:tr>
+        <w:tc>
+          <w:tcPr>
+            <w:tcW w:type="dxa" w:w="1337"/>
+          </w:tcPr>
+          <w:p>
+            <w:pPr>
+              <w:spacing w:after="60"/>
+            </w:pPr>
+            <w:r>
+              <w:rPr>
+                <w:rFonts w:ascii="Arial" w:hAnsi="Arial"/>
+                <w:b w:val="0"/>
+                <w:i w:val="0"/>
+                <w:sz w:val="16"/>
+              </w:rPr>
+              <w:t>ADR-007</w:t>
+            </w:r>
+          </w:p>
+        </w:tc>
+        <w:tc>
+          <w:tcPr>
+            <w:tcW w:type="dxa" w:w="1337"/>
+          </w:tcPr>
+          <w:p>
+            <w:pPr>
+              <w:spacing w:after="60"/>
+            </w:pPr>
+            <w:r>
+              <w:rPr>
+                <w:rFonts w:ascii="Arial" w:hAnsi="Arial"/>
+                <w:b w:val="0"/>
+                <w:i w:val="0"/>
+                <w:sz w:val="16"/>
+              </w:rPr>
+              <w:t>External Notifications Are Non-Authoritative by Default</w:t>
+            </w:r>
+          </w:p>
+        </w:tc>
+        <w:tc>
+          <w:tcPr>
+            <w:tcW w:type="dxa" w:w="1337"/>
+          </w:tcPr>
+          <w:p>
+            <w:pPr>
+              <w:spacing w:after="60"/>
+            </w:pPr>
+            <w:r>
+              <w:rPr>
+                <w:rFonts w:ascii="Arial" w:hAnsi="Arial"/>
+                <w:b w:val="0"/>
+                <w:i w:val="0"/>
+                <w:sz w:val="16"/>
+              </w:rPr>
+              <w:t>Approved</w:t>
+            </w:r>
+          </w:p>
+        </w:tc>
+        <w:tc>
+          <w:tcPr>
+            <w:tcW w:type="dxa" w:w="1337"/>
+          </w:tcPr>
+          <w:p>
+            <w:pPr>
+              <w:spacing w:after="60"/>
+            </w:pPr>
+            <w:r>
+              <w:rPr>
+                <w:rFonts w:ascii="Arial" w:hAnsi="Arial"/>
+                <w:b w:val="0"/>
+                <w:i w:val="0"/>
+                <w:sz w:val="16"/>
+              </w:rPr>
+              <w:t>1.0.0</w:t>
+            </w:r>
+          </w:p>
+        </w:tc>
+        <w:tc>
+          <w:tcPr>
+            <w:tcW w:type="dxa" w:w="1337"/>
+          </w:tcPr>
+          <w:p>
+            <w:pPr>
+              <w:spacing w:after="60"/>
+            </w:pPr>
+            <w:r>
+              <w:rPr>
+                <w:rFonts w:ascii="Arial" w:hAnsi="Arial"/>
+                <w:b w:val="0"/>
+                <w:i w:val="0"/>
+                <w:sz w:val="16"/>
+              </w:rPr>
+              <w:t>TheSinnerMan</w:t>
+            </w:r>
+          </w:p>
+        </w:tc>
+        <w:tc>
+          <w:tcPr>
+            <w:tcW w:type="dxa" w:w="1337"/>
+          </w:tcPr>
+          <w:p>
+            <w:pPr>
+              <w:spacing w:after="60"/>
+            </w:pPr>
+            <w:r>
+              <w:rPr>
+                <w:rFonts w:ascii="Arial" w:hAnsi="Arial"/>
+                <w:b w:val="0"/>
+                <w:i w:val="0"/>
+                <w:sz w:val="16"/>
+              </w:rPr>
+              <w:t>Discord, email, OS notifications, mobile push, and future external channels are notification-only by default; they may not approve, place, modify, cancel, or otherwise control trades without a separate future ADR, threat model, and explicit authority design.</w:t>
+            </w:r>
+          </w:p>
+        </w:tc>
+        <w:tc>
+          <w:tcPr>
+            <w:tcW w:type="dxa" w:w="1337"/>
+          </w:tcPr>
+          <w:p>
+            <w:pPr>
+              <w:spacing w:after="60"/>
+            </w:pPr>
+            <w:r>
+              <w:rPr>
+                <w:rFonts w:ascii="Arial" w:hAnsi="Arial"/>
+                <w:b w:val="0"/>
+                <w:i w:val="0"/>
+                <w:sz w:val="16"/>
+              </w:rPr>
+              <w:t>DS-001 §26.6; DS-ALT-003/004; DS-INT-006; DS-SCA-019</w:t>
+            </w:r>
+          </w:p>
+        </w:tc>
+      </w:tr>
     </w:tbl>
     <w:p>
       <w:pPr>
@@ -5466,6 +6105,60 @@
         </w:rPr>
         <w:t>ADR-004</w:t>
       </w:r>
+      <w:r>
+        <w:rPr>
+          <w:rFonts w:ascii="Arial" w:hAnsi="Arial"/>
+          <w:b w:val="0"/>
+          <w:i w:val="0"/>
+          <w:sz w:val="21"/>
+        </w:rPr>
+        <w:t xml:space="preserve">, </w:t>
+      </w:r>
+      <w:r>
+        <w:rPr>
+          <w:rFonts w:ascii="Arial" w:hAnsi="Arial"/>
+          <w:b w:val="0"/>
+          <w:i w:val="0"/>
+          <w:sz w:val="21"/>
+        </w:rPr>
+        <w:t>ADR-005</w:t>
+      </w:r>
+      <w:r>
+        <w:rPr>
+          <w:rFonts w:ascii="Arial" w:hAnsi="Arial"/>
+          <w:b w:val="0"/>
+          <w:i w:val="0"/>
+          <w:sz w:val="21"/>
+        </w:rPr>
+        <w:t xml:space="preserve">, </w:t>
+      </w:r>
+      <w:r>
+        <w:rPr>
+          <w:rFonts w:ascii="Arial" w:hAnsi="Arial"/>
+          <w:b w:val="0"/>
+          <w:i w:val="0"/>
+          <w:sz w:val="21"/>
+        </w:rPr>
+        <w:t>ADR-006</w:t>
+      </w:r>
+      <w:r>
+        <w:rPr>
+          <w:rFonts w:ascii="Arial" w:hAnsi="Arial"/>
+          <w:b w:val="0"/>
+          <w:i w:val="0"/>
+          <w:sz w:val="21"/>
+        </w:rPr>
+        <w:t xml:space="preserve">, </w:t>
+      </w:r>
+      <w:r>
+        <w:rPr>
+          <w:rFonts w:ascii="Arial" w:hAnsi="Arial"/>
+          <w:b w:val="0"/>
+          <w:i w:val="0"/>
+          <w:sz w:val="21"/>
+        </w:rPr>
+        <w:t>ADR-007</w:t>
+      </w:r>
     </w:p>
     <w:p>
       <w:pPr>
@@ -5669,7 +6362,7 @@
           <w:i w:val="0"/>
           <w:sz w:val="21"/>
         </w:rPr>
-        <w:t xml:space="preserve"> requirement states its own Testing. Document-level verification (unique-ID check, §9 index accuracy against the four existing ADR files, no restated/altered ADR decision content, no contradiction with DS-001 through DS-011) recorded in </w:t>
+        <w:t xml:space="preserve"> requirement states its own Testing. Document-level verification (unique-ID check, §9 index accuracy against the seven existing ADR files, no restated/altered ADR decision content, no contradiction with DS-001 through DS-011) recorded in </w:t>
       </w:r>
       <w:r>
         <w:rPr>
@@ -5739,7 +6432,7 @@
           <w:i w:val="0"/>
           <w:sz w:val="20"/>
         </w:rPr>
-        <w:t>ADR-004-Presentation-Independence.md</w:t>
+        <w:t>ADR-007-External-Notifications-Non-Authoritative.md</w:t>
       </w:r>
     </w:p>
     <w:p>
@@ -5939,6 +6632,39 @@
           <w:sz w:val="21"/>
         </w:rPr>
         <w:t xml:space="preserve"> phase boundaries as Codex release-scope authority; phase-mapping precision) are unaffected by DS-012 and not re-litigated here.</w:t>
+      </w:r>
+    </w:p>
+    <w:p>
+      <w:pPr>
+        <w:pStyle w:val="Heading1"/>
+        <w:spacing w:before="480" w:after="240"/>
+        <w:pBdr>
+          <w:bottom w:val="single" w:sz="16" w:space="4" w:color="C8A45D"/>
+        </w:pBdr>
+      </w:pPr>
+      <w:r>
+        <w:rPr>
+          <w:rFonts w:ascii="Arial" w:hAnsi="Arial"/>
+          <w:b w:val="0"/>
+          <w:i w:val="0"/>
+          <w:color w:val="0B0B0D"/>
+          <w:sz w:val="44"/>
+        </w:rPr>
+        <w:t>16. Founder Vision Completion ADR Set</w:t>
+      </w:r>
+    </w:p>
+    <w:p>
+      <w:pPr>
+        <w:spacing w:after="120" w:line="288" w:lineRule="auto"/>
+      </w:pPr>
+      <w:r>
+        <w:rPr>
+          <w:rFonts w:ascii="Arial" w:hAnsi="Arial"/>
+          <w:b w:val="0"/>
+          <w:i w:val="0"/>
+          <w:sz w:val="21"/>
+        </w:rPr>
+        <w:t>The following durable decisions are added to the ADR register: ADR-005 Five Automation Modes and Policy-Based User Authority; ADR-006 Bounded Sage Agency and Tool Orchestration; ADR-007 External Notifications Are Non-Authoritative by Default. These decisions prevent confirmation-language drift, preserve useful Sage capability without execution authority, and keep Discord or other external channels from becoming accidental trading controls.</w:t>
       </w:r>
     </w:p>
     <w:sectPr>
@@ -6085,7 +6811,7 @@
         <w:color w:val="A7ABB3"/>
         <w:sz w:val="15"/>
       </w:rPr>
-      <w:t>v0.2.3 — Draft  |  Classification: Internal</w:t>
+      <w:t>v0.4.1 — Draft  |  Classification: Internal</w:t>
     </w:r>
   </w:p>
   <w:p>
@@ -6098,7 +6824,7 @@
         <w:color w:val="A7ABB3"/>
         <w:sz w:val="14"/>
       </w:rPr>
-      <w:t>Generated from DS-012 v0.2.3 — baseline 34a65818d48f596122281075e18c6e5f36ec93b5</w:t>
+      <w:t>Generated from DS-012 v0.4.1 — baseline 8b5cf5bd0341d5d6f70c67302c8bce2069d0929a</w:t>
     </w:r>
   </w:p>
 </w:ftr>
@@ -6135,7 +6861,7 @@
         <w:color w:val="17181C"/>
         <w:sz w:val="17"/>
       </w:rPr>
-      <w:t>DarkSage — DS-012 — Architecture Decision Records</w:t>
+      <w:t>DarkSage — Architecture Decision Records</w:t>
     </w:r>
     <w:r>
       <w:tab/>
